--- a/docs/Oros - CKM Data Readiness - Signal and Data Elements Table.docx
+++ b/docs/Oros - CKM Data Readiness - Signal and Data Elements Table.docx
@@ -2714,7 +2714,7 @@
         </w:numPr>
       </w:pPr>
       <w:r>
-        <w:t xml:space="preserve">Connected weight scales — primary signal source for heart failure monitoring</w:t>
+        <w:t xml:space="preserve">Connected weight scales — early operational signal source for heart failure monitoring</w:t>
       </w:r>
     </w:p>
     <w:p>
@@ -2726,7 +2726,7 @@
         </w:numPr>
       </w:pPr>
       <w:r>
-        <w:t xml:space="preserve">Home blood pressure monitors — primary signal source for hypertension detection and management</w:t>
+        <w:t xml:space="preserve">Home blood pressure monitors — early operational signal source for hypertension detection and management</w:t>
       </w:r>
     </w:p>
     <w:p>
@@ -2738,7 +2738,7 @@
         </w:numPr>
       </w:pPr>
       <w:r>
-        <w:t xml:space="preserve">Continuous glucose monitors (CGM) — primary signal source for diabetes risk stratification</w:t>
+        <w:t xml:space="preserve">Continuous glucose monitors (CGM) — early operational signal source for diabetes risk stratification</w:t>
       </w:r>
     </w:p>
     <w:p>
